--- a/Cypress Guide.docx
+++ b/Cypress Guide.docx
@@ -1439,7 +1439,7 @@
       </w:r>
       <w:r>
         <w:pict w14:anchorId="7667D25B">
-          <v:rect id="_x0000_i1052" style="width:0;height:1.5pt" o:hralign="center" o:hrstd="t" o:hrnoshade="t" o:hr="t" fillcolor="gray" stroked="f"/>
+          <v:rect id="_x0000_i1028" style="width:0;height:1.5pt" o:hralign="center" o:hrstd="t" o:hrnoshade="t" o:hr="t" fillcolor="gray" stroked="f"/>
         </w:pict>
       </w:r>
     </w:p>
@@ -1766,7 +1766,7 @@
     <w:p>
       <w:r>
         <w:pict w14:anchorId="07FDE685">
-          <v:rect id="_x0000_i1053" style="width:0;height:1.5pt" o:hralign="center" o:hrstd="t" o:hrnoshade="t" o:hr="t" fillcolor="gray" stroked="f"/>
+          <v:rect id="_x0000_i1029" style="width:0;height:1.5pt" o:hralign="center" o:hrstd="t" o:hrnoshade="t" o:hr="t" fillcolor="gray" stroked="f"/>
         </w:pict>
       </w:r>
     </w:p>
@@ -2334,7 +2334,7 @@
     <w:p>
       <w:r>
         <w:pict w14:anchorId="328140BA">
-          <v:rect id="_x0000_i1054" style="width:0;height:1.5pt" o:hralign="center" o:hrstd="t" o:hrnoshade="t" o:hr="t" fillcolor="gray" stroked="f"/>
+          <v:rect id="_x0000_i1030" style="width:0;height:1.5pt" o:hralign="center" o:hrstd="t" o:hrnoshade="t" o:hr="t" fillcolor="gray" stroked="f"/>
         </w:pict>
       </w:r>
     </w:p>
@@ -2470,7 +2470,7 @@
     <w:p>
       <w:r>
         <w:pict w14:anchorId="239CF331">
-          <v:rect id="_x0000_i1055" style="width:0;height:1.5pt" o:hralign="center" o:hrstd="t" o:hrnoshade="t" o:hr="t" fillcolor="gray" stroked="f"/>
+          <v:rect id="_x0000_i1031" style="width:0;height:1.5pt" o:hralign="center" o:hrstd="t" o:hrnoshade="t" o:hr="t" fillcolor="gray" stroked="f"/>
         </w:pict>
       </w:r>
     </w:p>
@@ -2610,7 +2610,7 @@
     <w:p>
       <w:r>
         <w:pict w14:anchorId="01F9F486">
-          <v:rect id="_x0000_i1078" style="width:0;height:1.5pt" o:hralign="center" o:hrstd="t" o:hrnoshade="t" o:hr="t" fillcolor="gray" stroked="f"/>
+          <v:rect id="_x0000_i1032" style="width:0;height:1.5pt" o:hralign="center" o:hrstd="t" o:hrnoshade="t" o:hr="t" fillcolor="gray" stroked="f"/>
         </w:pict>
       </w:r>
     </w:p>
@@ -3054,7 +3054,7 @@
     <w:p>
       <w:r>
         <w:pict w14:anchorId="6D265D51">
-          <v:rect id="_x0000_i1079" style="width:0;height:1.5pt" o:hralign="center" o:hrstd="t" o:hrnoshade="t" o:hr="t" fillcolor="gray" stroked="f"/>
+          <v:rect id="_x0000_i1033" style="width:0;height:1.5pt" o:hralign="center" o:hrstd="t" o:hrnoshade="t" o:hr="t" fillcolor="gray" stroked="f"/>
         </w:pict>
       </w:r>
     </w:p>
@@ -3473,7 +3473,7 @@
     <w:p>
       <w:r>
         <w:pict w14:anchorId="73D6E5CF">
-          <v:rect id="_x0000_i1080" style="width:0;height:1.5pt" o:hralign="center" o:hrstd="t" o:hrnoshade="t" o:hr="t" fillcolor="gray" stroked="f"/>
+          <v:rect id="_x0000_i1034" style="width:0;height:1.5pt" o:hralign="center" o:hrstd="t" o:hrnoshade="t" o:hr="t" fillcolor="gray" stroked="f"/>
         </w:pict>
       </w:r>
     </w:p>
@@ -3515,7 +3515,7 @@
     <w:p>
       <w:r>
         <w:pict w14:anchorId="5799A00E">
-          <v:rect id="_x0000_i1102" style="width:0;height:1.5pt" o:hralign="center" o:hrstd="t" o:hrnoshade="t" o:hr="t" fillcolor="gray" stroked="f"/>
+          <v:rect id="_x0000_i1035" style="width:0;height:1.5pt" o:hralign="center" o:hrstd="t" o:hrnoshade="t" o:hr="t" fillcolor="gray" stroked="f"/>
         </w:pict>
       </w:r>
     </w:p>
@@ -3901,7 +3901,7 @@
     <w:p>
       <w:r>
         <w:pict w14:anchorId="3B9E25A8">
-          <v:rect id="_x0000_i1103" style="width:0;height:1.5pt" o:hralign="center" o:hrstd="t" o:hrnoshade="t" o:hr="t" fillcolor="gray" stroked="f"/>
+          <v:rect id="_x0000_i1036" style="width:0;height:1.5pt" o:hralign="center" o:hrstd="t" o:hrnoshade="t" o:hr="t" fillcolor="gray" stroked="f"/>
         </w:pict>
       </w:r>
     </w:p>
@@ -4529,7 +4529,7 @@
     <w:p>
       <w:r>
         <w:pict w14:anchorId="3D177F70">
-          <v:rect id="_x0000_i1104" style="width:0;height:1.5pt" o:hralign="center" o:hrstd="t" o:hrnoshade="t" o:hr="t" fillcolor="gray" stroked="f"/>
+          <v:rect id="_x0000_i1037" style="width:0;height:1.5pt" o:hralign="center" o:hrstd="t" o:hrnoshade="t" o:hr="t" fillcolor="gray" stroked="f"/>
         </w:pict>
       </w:r>
     </w:p>
@@ -6708,6 +6708,7 @@
   <w:style w:type="character" w:default="1" w:styleId="DefaultParagraphFont">
     <w:name w:val="Default Paragraph Font"/>
     <w:uiPriority w:val="1"/>
+    <w:semiHidden/>
     <w:unhideWhenUsed/>
   </w:style>
   <w:style w:type="table" w:default="1" w:styleId="TableNormal">
